--- a/51PM Projektuvannja modeluvannja/1/PM_KNT-122_Onyshchenko_19_PR1.docx
+++ b/51PM Projektuvannja modeluvannja/1/PM_KNT-122_Onyshchenko_19_PR1.docx
@@ -287,7 +287,23 @@
       </w:pPr>
       <w:r>
         <w:rPr/>
-        <w:t xml:space="preserve">Студент КНТ-122 </w:t>
+        <w:t>Студент КНТ-</w:t>
+      </w:r>
+      <w:r>
+        <w:rPr>
+          <w:lang w:val="en-US"/>
+        </w:rPr>
+        <w:t>1</w:t>
+      </w:r>
+      <w:r>
+        <w:rPr>
+          <w:lang w:val="uk-UA"/>
+        </w:rPr>
+        <w:t>16м</w:t>
+      </w:r>
+      <w:r>
+        <w:rPr/>
+        <w:t xml:space="preserve"> </w:t>
         <w:tab/>
         <w:tab/>
         <w:tab/>
@@ -531,15 +547,7 @@
       </w:pPr>
       <w:r>
         <w:rPr/>
-        <w:t>1. Застосувавши  конспект  лекцій  та  додаткову  літературу, вивчити принципи створення про</w:t>
-      </w:r>
-      <w:r>
-        <w:rPr/>
-        <w:t>є</w:t>
-      </w:r>
-      <w:r>
-        <w:rPr/>
-        <w:t xml:space="preserve">ктів у Django. </w:t>
+        <w:t xml:space="preserve">1. Застосувавши  конспект  лекцій  та  додаткову  літературу, вивчити принципи створення проєктів у Django. </w:t>
       </w:r>
     </w:p>
     <w:p>
@@ -2958,7 +2966,7 @@
     </w:p>
     <w:p>
       <w:pPr>
-        <w:pStyle w:val="user1"/>
+        <w:pStyle w:val="Style13"/>
         <w:rPr/>
       </w:pPr>
       <w:r>
@@ -2988,7 +2996,7 @@
     </w:p>
     <w:p>
       <w:pPr>
-        <w:pStyle w:val="user1"/>
+        <w:pStyle w:val="Style13"/>
         <w:rPr>
           <w:lang w:val="en-US"/>
         </w:rPr>
@@ -3032,7 +3040,7 @@
     </w:p>
     <w:p>
       <w:pPr>
-        <w:pStyle w:val="user1"/>
+        <w:pStyle w:val="Style13"/>
         <w:rPr>
           <w:lang w:val="uk-UA"/>
         </w:rPr>
@@ -3860,12 +3868,12 @@
       <w:lang w:val="en-US" w:eastAsia="uk-UA"/>
     </w:rPr>
   </w:style>
-  <w:style w:type="character" w:styleId="Style12">
-    <w:name w:val="Символ нумерації"/>
+  <w:style w:type="character" w:styleId="user">
+    <w:name w:val="Символ нумерації (user)"/>
     <w:qFormat/>
     <w:rPr/>
   </w:style>
-  <w:style w:type="paragraph" w:styleId="Style13">
+  <w:style w:type="paragraph" w:styleId="Style12">
     <w:name w:val="Заголовок"/>
     <w:basedOn w:val="Normal"/>
     <w:next w:val="BodyText"/>
@@ -3875,7 +3883,7 @@
       <w:spacing w:before="240" w:after="120"/>
     </w:pPr>
     <w:rPr>
-      <w:rFonts w:ascii="Liberation Sans" w:hAnsi="Liberation Sans" w:eastAsia="Microsoft YaHei" w:cs="Lucida Sans"/>
+      <w:rFonts w:ascii="Liberation Sans" w:hAnsi="Liberation Sans" w:eastAsia="Microsoft YaHei" w:cs="Arial Unicode MS"/>
       <w:sz w:val="28"/>
       <w:szCs w:val="28"/>
     </w:rPr>
@@ -3912,8 +3920,34 @@
       <w:szCs w:val="24"/>
     </w:rPr>
   </w:style>
-  <w:style w:type="paragraph" w:styleId="Style14">
+  <w:style w:type="paragraph" w:styleId="Style13">
     <w:name w:val="Покажчик"/>
+    <w:basedOn w:val="Normal"/>
+    <w:qFormat/>
+    <w:pPr>
+      <w:suppressLineNumbers/>
+    </w:pPr>
+    <w:rPr>
+      <w:rFonts w:cs="Arial Unicode MS"/>
+    </w:rPr>
+  </w:style>
+  <w:style w:type="paragraph" w:styleId="user1">
+    <w:name w:val="Заголовок (user)"/>
+    <w:basedOn w:val="Normal"/>
+    <w:next w:val="BodyText"/>
+    <w:qFormat/>
+    <w:pPr>
+      <w:keepNext w:val="true"/>
+      <w:spacing w:before="240" w:after="120"/>
+    </w:pPr>
+    <w:rPr>
+      <w:rFonts w:ascii="Liberation Sans" w:hAnsi="Liberation Sans" w:eastAsia="Microsoft YaHei" w:cs="Lucida Sans"/>
+      <w:sz w:val="28"/>
+      <w:szCs w:val="28"/>
+    </w:rPr>
+  </w:style>
+  <w:style w:type="paragraph" w:styleId="user2">
+    <w:name w:val="Покажчик (user)"/>
     <w:basedOn w:val="Normal"/>
     <w:qFormat/>
     <w:pPr>
@@ -3923,35 +3957,9 @@
       <w:rFonts w:cs="Lucida Sans"/>
     </w:rPr>
   </w:style>
-  <w:style w:type="paragraph" w:styleId="user">
-    <w:name w:val="Заголовок (user)"/>
-    <w:basedOn w:val="Normal"/>
-    <w:next w:val="BodyText"/>
-    <w:qFormat/>
-    <w:pPr>
-      <w:keepNext w:val="true"/>
-      <w:spacing w:before="240" w:after="120"/>
-    </w:pPr>
-    <w:rPr>
-      <w:rFonts w:ascii="Liberation Sans" w:hAnsi="Liberation Sans" w:eastAsia="Microsoft YaHei" w:cs="Arial Unicode MS"/>
-      <w:sz w:val="28"/>
-      <w:szCs w:val="28"/>
-    </w:rPr>
-  </w:style>
-  <w:style w:type="paragraph" w:styleId="user1">
-    <w:name w:val="Покажчик (user)"/>
-    <w:basedOn w:val="Normal"/>
-    <w:qFormat/>
-    <w:pPr>
-      <w:suppressLineNumbers/>
-    </w:pPr>
-    <w:rPr>
-      <w:rFonts w:cs="Arial Unicode MS"/>
-    </w:rPr>
-  </w:style>
   <w:style w:type="paragraph" w:styleId="IndexHeading">
     <w:name w:val="index heading"/>
-    <w:basedOn w:val="user"/>
+    <w:basedOn w:val="Style12"/>
     <w:pPr/>
     <w:rPr/>
   </w:style>
@@ -4224,8 +4232,8 @@
     </w:pPr>
     <w:rPr/>
   </w:style>
-  <w:style w:type="numbering" w:styleId="user2" w:default="1">
-    <w:name w:val="Без маркерів (user)"/>
+  <w:style w:type="numbering" w:styleId="Style14" w:default="1">
+    <w:name w:val="Без маркерів"/>
     <w:uiPriority w:val="99"/>
     <w:semiHidden/>
     <w:unhideWhenUsed/>
